--- a/template_documents/Piano_Viaggi_TIPO.docx
+++ b/template_documents/Piano_Viaggi_TIPO.docx
@@ -4282,7 +4282,7 @@
     <w:p>
       <w:pPr>
         <w:rPr>
-          <w:rFonts w:ascii="Helvetica, Arial" w:eastAsia="Times New Roman" w:hAnsi="Helvetica, Arial" w:cs="Helvetica, Arial"/>
+          <w:rFonts w:ascii="Arial" w:eastAsia="Times New Roman" w:hAnsi="Arial" w:cs="Arial"/>
           <w:vanish/>
           <w:sz w:val="22"/>
           <w:szCs w:val="20"/>
@@ -7775,7 +7775,7 @@
       <w:widowControl/>
     </w:pPr>
     <w:rPr>
-      <w:rFonts w:ascii="Helvetica, Arial" w:eastAsia="Times New Roman" w:hAnsi="Helvetica, Arial" w:cs="Helvetica, Arial"/>
+      <w:rFonts w:ascii="Arial" w:eastAsia="Times New Roman" w:hAnsi="Arial" w:cs="Arial"/>
       <w:sz w:val="22"/>
       <w:szCs w:val="20"/>
       <w:lang w:bidi="ar-SA"/>
